--- a/할일.docx
+++ b/할일.docx
@@ -138,9 +138,79 @@
           <w:ilvl w:val="0"/>
           <w:numId w:val="1"/>
         </w:numPr>
+      </w:pPr>
+      <w:r>
         <w:rPr>
           <w:rFonts w:hint="eastAsia"/>
         </w:rPr>
+        <w:t>제미나이 프롬프트에서 사주풀이를 답변할 때 간혹 영어가 나오지 않도록 하기</w:t>
+      </w:r>
+    </w:p>
+    <w:p>
+      <w:pPr>
+        <w:pStyle w:val="a6"/>
+        <w:numPr>
+          <w:ilvl w:val="0"/>
+          <w:numId w:val="1"/>
+        </w:numPr>
+      </w:pPr>
+      <w:r>
+        <w:rPr>
+          <w:rFonts w:hint="eastAsia"/>
+        </w:rPr>
+        <w:t xml:space="preserve">사주풀이 채팅창에서 </w:t>
+      </w:r>
+      <w:proofErr w:type="spellStart"/>
+      <w:r>
+        <w:rPr>
+          <w:rFonts w:hint="eastAsia"/>
+        </w:rPr>
+        <w:t>shift+enter</w:t>
+      </w:r>
+      <w:proofErr w:type="spellEnd"/>
+      <w:r>
+        <w:rPr>
+          <w:rFonts w:hint="eastAsia"/>
+        </w:rPr>
+        <w:t xml:space="preserve">로 </w:t>
+      </w:r>
+      <w:proofErr w:type="spellStart"/>
+      <w:r>
+        <w:rPr>
+          <w:rFonts w:hint="eastAsia"/>
+        </w:rPr>
+        <w:t>줄바꿈을</w:t>
+      </w:r>
+      <w:proofErr w:type="spellEnd"/>
+      <w:r>
+        <w:rPr>
+          <w:rFonts w:hint="eastAsia"/>
+        </w:rPr>
+        <w:t xml:space="preserve"> 할 수 있도록 하기</w:t>
+      </w:r>
+    </w:p>
+    <w:p>
+      <w:pPr>
+        <w:pStyle w:val="a6"/>
+        <w:numPr>
+          <w:ilvl w:val="0"/>
+          <w:numId w:val="1"/>
+        </w:numPr>
+      </w:pPr>
+      <w:r>
+        <w:rPr>
+          <w:rFonts w:hint="eastAsia"/>
+        </w:rPr>
+        <w:t>사이트에 기재된 모든 한글 표시(생년월일 등 입력 포함)를 영어, 일본어, 중국어를 선택했을 때에도 번역되도록 하기</w:t>
+      </w:r>
+    </w:p>
+    <w:p>
+      <w:pPr>
+        <w:pStyle w:val="a6"/>
+        <w:numPr>
+          <w:ilvl w:val="0"/>
+          <w:numId w:val="1"/>
+        </w:numPr>
       </w:pPr>
     </w:p>
     <w:sectPr>

--- a/할일.docx
+++ b/할일.docx
@@ -212,6 +212,66 @@
           <w:numId w:val="1"/>
         </w:numPr>
       </w:pPr>
+      <w:r>
+        <w:rPr>
+          <w:rFonts w:hint="eastAsia"/>
+        </w:rPr>
+        <w:t xml:space="preserve">구글 </w:t>
+      </w:r>
+      <w:proofErr w:type="spellStart"/>
+      <w:r>
+        <w:rPr>
+          <w:rFonts w:hint="eastAsia"/>
+        </w:rPr>
+        <w:t>서치콘솔</w:t>
+      </w:r>
+      <w:proofErr w:type="spellEnd"/>
+      <w:r>
+        <w:rPr>
+          <w:rFonts w:hint="eastAsia"/>
+        </w:rPr>
+        <w:t xml:space="preserve"> 도메인 추가하기</w:t>
+      </w:r>
+    </w:p>
+    <w:p>
+      <w:pPr>
+        <w:pStyle w:val="a6"/>
+        <w:numPr>
+          <w:ilvl w:val="0"/>
+          <w:numId w:val="1"/>
+        </w:numPr>
+      </w:pPr>
+      <w:r>
+        <w:rPr>
+          <w:rFonts w:hint="eastAsia"/>
+        </w:rPr>
+        <w:t xml:space="preserve">구글 </w:t>
+      </w:r>
+      <w:proofErr w:type="spellStart"/>
+      <w:r>
+        <w:rPr>
+          <w:rFonts w:hint="eastAsia"/>
+        </w:rPr>
+        <w:t>애널리틱스</w:t>
+      </w:r>
+      <w:proofErr w:type="spellEnd"/>
+      <w:r>
+        <w:rPr>
+          <w:rFonts w:hint="eastAsia"/>
+        </w:rPr>
+        <w:t xml:space="preserve"> 수정필요 부분 수정하기</w:t>
+      </w:r>
+    </w:p>
+    <w:p/>
+    <w:p>
+      <w:pPr>
+        <w:rPr>
+          <w:rFonts w:hint="eastAsia"/>
+        </w:rPr>
+      </w:pPr>
+      <w:r>
+        <w:t>https://lightsail.aws.amazon.com/ls/webapp/ap-northeast-2/instances/Ubuntu-1/metrics/CpuOverview?timeRange=1h</w:t>
+      </w:r>
     </w:p>
     <w:sectPr>
       <w:pgSz w:w="11906" w:h="16838"/>
